--- a/labs/lab12/report/report.docx
+++ b/labs/lab12/report/report.docx
@@ -111,11 +111,11 @@
         <w:pStyle w:val="FirstParagraph"/>
       </w:pPr>
       <w:r>
-        <w:t xml:space="preserve">Изучить основы программирования в оболочке ОС UNIX/Linux. Научиться писать небольшие командные файлы.</w:t>
+        <w:t xml:space="preserve">Получить навыки настройки сетевых параметров системы.</w:t>
       </w:r>
     </w:p>
     <w:bookmarkEnd w:id="20"/>
-    <w:bookmarkStart w:id="33" w:name="выполнение-лабораторной-работы"/>
+    <w:bookmarkStart w:id="21" w:name="задание"/>
     <w:p>
       <w:pPr>
         <w:pStyle w:val="Heading1"/>
@@ -130,7 +130,7 @@
         <w:tab/>
       </w:r>
       <w:r>
-        <w:t xml:space="preserve">Выполнение лабораторной работы</w:t>
+        <w:t xml:space="preserve">Задание</w:t>
       </w:r>
     </w:p>
     <w:p>
@@ -142,25 +142,76 @@
         </w:numPr>
       </w:pPr>
       <w:r>
-        <w:t xml:space="preserve">Написать скрипт, который при запуске будет делать резервную копию самого себя (то</w:t>
-      </w:r>
-      <w:r>
-        <w:t xml:space="preserve"> </w:t>
-      </w:r>
-      <w:r>
-        <w:t xml:space="preserve">есть файла, в котором содержится его исходный код) в другую директорию backup</w:t>
-      </w:r>
-      <w:r>
-        <w:t xml:space="preserve"> </w:t>
-      </w:r>
-      <w:r>
-        <w:t xml:space="preserve">в вашем домашнем каталоге. При этом файл должен архивироваться одним из архиваторов на выбор zip, bzip2 или tar. Способ использования команд архивации</w:t>
-      </w:r>
-      <w:r>
-        <w:t xml:space="preserve"> </w:t>
-      </w:r>
-      <w:r>
-        <w:t xml:space="preserve">необходимо узнать, изучив справку (рис. 1).</w:t>
+        <w:t xml:space="preserve">Продемонстрируйте навыки использования утилиты ip.</w:t>
+      </w:r>
+    </w:p>
+    <w:p>
+      <w:pPr>
+        <w:pStyle w:val="Compact"/>
+        <w:numPr>
+          <w:ilvl w:val="0"/>
+          <w:numId w:val="1001"/>
+        </w:numPr>
+      </w:pPr>
+      <w:r>
+        <w:t xml:space="preserve">Продемонстрируйте навыки использования утилиты nmcli.</w:t>
+      </w:r>
+    </w:p>
+    <w:bookmarkEnd w:id="21"/>
+    <w:bookmarkStart w:id="34" w:name="выполнение-лабораторной-работы"/>
+    <w:p>
+      <w:pPr>
+        <w:pStyle w:val="Heading1"/>
+      </w:pPr>
+      <w:r>
+        <w:rPr>
+          <w:rStyle w:val="SectionNumber"/>
+        </w:rPr>
+        <w:t xml:space="preserve">3</w:t>
+      </w:r>
+      <w:r>
+        <w:tab/>
+      </w:r>
+      <w:r>
+        <w:t xml:space="preserve">Выполнение лабораторной работы</w:t>
+      </w:r>
+    </w:p>
+    <w:p>
+      <w:pPr>
+        <w:pStyle w:val="Compact"/>
+        <w:numPr>
+          <w:ilvl w:val="0"/>
+          <w:numId w:val="1002"/>
+        </w:numPr>
+      </w:pPr>
+      <w:r>
+        <w:t xml:space="preserve">Проверка конфигурации сети.</w:t>
+      </w:r>
+    </w:p>
+    <w:p>
+      <w:pPr>
+        <w:pStyle w:val="FirstParagraph"/>
+      </w:pPr>
+      <w:r>
+        <w:t xml:space="preserve">Получите полномочия администратора. Выведите на экран информацию о существующих сетевых подключениях, а также статистику о количестве отправленных пакетов и связанных с ними сообщениях об</w:t>
+      </w:r>
+      <w:r>
+        <w:t xml:space="preserve"> </w:t>
+      </w:r>
+      <w:r>
+        <w:t xml:space="preserve">ошибках. Выведите на экран информацию о текущих маршрутах. Выведите на экран информацию о текущих назначениях адресов для сетевых интерфейсов на устройстве. Определите</w:t>
+      </w:r>
+      <w:r>
+        <w:t xml:space="preserve"> </w:t>
+      </w:r>
+      <w:r>
+        <w:t xml:space="preserve">IPv4-адрес устройства и обозначение сетевого адаптера.</w:t>
+      </w:r>
+      <w:r>
+        <w:t xml:space="preserve"> </w:t>
+      </w:r>
+      <w:r>
+        <w:t xml:space="preserve">Используйте команду ping для проверки правильности подключения к Интернету. (рис. 1).</w:t>
       </w:r>
     </w:p>
     <w:p>
@@ -170,20 +221,20 @@
       <w:r>
         <w:drawing>
           <wp:inline>
-            <wp:extent cx="3733800" cy="579676"/>
+            <wp:extent cx="3733800" cy="2546857"/>
             <wp:effectExtent b="0" l="0" r="0" t="0"/>
-            <wp:docPr descr="Пишем скрипт" title="" id="22" name="Picture"/>
+            <wp:docPr descr="Проверяем правильность подключения" title="" id="23" name="Picture"/>
             <a:graphic>
               <a:graphicData uri="http://schemas.openxmlformats.org/drawingml/2006/picture">
                 <pic:pic>
                   <pic:nvPicPr>
-                    <pic:cNvPr descr="image/1.png" id="23" name="Picture"/>
+                    <pic:cNvPr descr="image/1.png" id="24" name="Picture"/>
                     <pic:cNvPicPr>
                       <a:picLocks noChangeArrowheads="1" noChangeAspect="1"/>
                     </pic:cNvPicPr>
                   </pic:nvPicPr>
                   <pic:blipFill>
-                    <a:blip r:embed="rId21"/>
+                    <a:blip r:embed="rId22"/>
                     <a:stretch>
                       <a:fillRect/>
                     </a:stretch>
@@ -191,7 +242,7 @@
                   <pic:spPr bwMode="auto">
                     <a:xfrm>
                       <a:off x="0" y="0"/>
-                      <a:ext cx="3733800" cy="579676"/>
+                      <a:ext cx="3733800" cy="2546857"/>
                     </a:xfrm>
                     <a:prstGeom prst="rect">
                       <a:avLst/>
@@ -215,31 +266,15 @@
         <w:pStyle w:val="ImageCaption"/>
       </w:pPr>
       <w:r>
-        <w:t xml:space="preserve">Рис. 1: Пишем скрипт</w:t>
-      </w:r>
-    </w:p>
-    <w:p>
-      <w:pPr>
-        <w:pStyle w:val="Compact"/>
-        <w:numPr>
-          <w:ilvl w:val="0"/>
-          <w:numId w:val="1002"/>
-        </w:numPr>
-      </w:pPr>
-      <w:r>
-        <w:t xml:space="preserve">Написать пример командного файла, обрабатывающего любое произвольное число</w:t>
-      </w:r>
-      <w:r>
-        <w:t xml:space="preserve"> </w:t>
-      </w:r>
-      <w:r>
-        <w:t xml:space="preserve">аргументов командной строки, в том числе превышающее десять. Например, скрипт</w:t>
-      </w:r>
-      <w:r>
-        <w:t xml:space="preserve"> </w:t>
-      </w:r>
-      <w:r>
-        <w:t xml:space="preserve">может последовательно распечатывать значения всех переданных аргументов (рис. 2).</w:t>
+        <w:t xml:space="preserve">Рис. 1: Проверяем правильность подключения</w:t>
+      </w:r>
+    </w:p>
+    <w:p>
+      <w:pPr>
+        <w:pStyle w:val="BodyText"/>
+      </w:pPr>
+      <w:r>
+        <w:t xml:space="preserve">Добавьте дополнительный адрес к вашему интерфейсу. Проверьте, что адрес добавился. Сравните вывод информации от утилиты ip и от команды ifconfig. Выведите на экран список всех прослушиваемых системой портов UDP и TCP. (рис. 2)</w:t>
       </w:r>
     </w:p>
     <w:p>
@@ -249,20 +284,20 @@
       <w:r>
         <w:drawing>
           <wp:inline>
-            <wp:extent cx="3733800" cy="788065"/>
+            <wp:extent cx="3733800" cy="2642289"/>
             <wp:effectExtent b="0" l="0" r="0" t="0"/>
-            <wp:docPr descr="Пишем скрипт" title="" id="25" name="Picture"/>
+            <wp:docPr descr="Выполняем команды" title="" id="26" name="Picture"/>
             <a:graphic>
               <a:graphicData uri="http://schemas.openxmlformats.org/drawingml/2006/picture">
                 <pic:pic>
                   <pic:nvPicPr>
-                    <pic:cNvPr descr="image/2.png" id="26" name="Picture"/>
+                    <pic:cNvPr descr="image/2.png" id="27" name="Picture"/>
                     <pic:cNvPicPr>
                       <a:picLocks noChangeArrowheads="1" noChangeAspect="1"/>
                     </pic:cNvPicPr>
                   </pic:nvPicPr>
                   <pic:blipFill>
-                    <a:blip r:embed="rId24"/>
+                    <a:blip r:embed="rId25"/>
                     <a:stretch>
                       <a:fillRect/>
                     </a:stretch>
@@ -270,7 +305,7 @@
                   <pic:spPr bwMode="auto">
                     <a:xfrm>
                       <a:off x="0" y="0"/>
-                      <a:ext cx="3733800" cy="788065"/>
+                      <a:ext cx="3733800" cy="2642289"/>
                     </a:xfrm>
                     <a:prstGeom prst="rect">
                       <a:avLst/>
@@ -294,7 +329,7 @@
         <w:pStyle w:val="ImageCaption"/>
       </w:pPr>
       <w:r>
-        <w:t xml:space="preserve">Рис. 2: Пишем скрипт</w:t>
+        <w:t xml:space="preserve">Рис. 2: Выполняем команды</w:t>
       </w:r>
     </w:p>
     <w:p>
@@ -306,13 +341,39 @@
         </w:numPr>
       </w:pPr>
       <w:r>
-        <w:t xml:space="preserve">Написать командный файл — аналог команды ls (без использования самой этой команды и команды dir). Требуется, чтобы он выдавал информацию о нужном каталоге</w:t>
-      </w:r>
-      <w:r>
-        <w:t xml:space="preserve"> </w:t>
-      </w:r>
-      <w:r>
-        <w:t xml:space="preserve">и выводил информацию о возможностях доступа к файлам этого каталога(рис. 3).</w:t>
+        <w:t xml:space="preserve">Управление сетевыми подключениями с помощью nmcli.</w:t>
+      </w:r>
+    </w:p>
+    <w:p>
+      <w:pPr>
+        <w:pStyle w:val="FirstParagraph"/>
+      </w:pPr>
+      <w:r>
+        <w:t xml:space="preserve">Получите полномочия администратора. Выведите на экран информацию о текущих</w:t>
+      </w:r>
+      <w:r>
+        <w:t xml:space="preserve"> </w:t>
+      </w:r>
+      <w:r>
+        <w:t xml:space="preserve">соединениях. Добавьте Ethernet-соединение с именем dhcp к интерфейсу. Добавьте к этому же интерфейсу Ethernet-соединение с именем static, статическим</w:t>
+      </w:r>
+      <w:r>
+        <w:t xml:space="preserve"> </w:t>
+      </w:r>
+      <w:r>
+        <w:t xml:space="preserve">IPv4-адресом адаптера и статическим адресом шлюза. Выведите информацию о текущих соединениях. Переключитесь на статическое соединение. Вернитесь к соединению dhcp.</w:t>
+      </w:r>
+      <w:r>
+        <w:t xml:space="preserve"> </w:t>
+      </w:r>
+      <w:r>
+        <w:t xml:space="preserve">Проверьте успешность переключения при помощи nmcli connection show</w:t>
+      </w:r>
+      <w:r>
+        <w:t xml:space="preserve"> </w:t>
+      </w:r>
+      <w:r>
+        <w:t xml:space="preserve">и ip addr (рис. 3)</w:t>
       </w:r>
     </w:p>
     <w:p>
@@ -322,20 +383,20 @@
       <w:r>
         <w:drawing>
           <wp:inline>
-            <wp:extent cx="3733800" cy="1793500"/>
+            <wp:extent cx="3733800" cy="2635623"/>
             <wp:effectExtent b="0" l="0" r="0" t="0"/>
-            <wp:docPr descr="Пишем скрипт" title="" id="28" name="Picture"/>
+            <wp:docPr descr="Проверяем подключение" title="" id="29" name="Picture"/>
             <a:graphic>
               <a:graphicData uri="http://schemas.openxmlformats.org/drawingml/2006/picture">
                 <pic:pic>
                   <pic:nvPicPr>
-                    <pic:cNvPr descr="image/3.png" id="29" name="Picture"/>
+                    <pic:cNvPr descr="image/3.png" id="30" name="Picture"/>
                     <pic:cNvPicPr>
                       <a:picLocks noChangeArrowheads="1" noChangeAspect="1"/>
                     </pic:cNvPicPr>
                   </pic:nvPicPr>
                   <pic:blipFill>
-                    <a:blip r:embed="rId27"/>
+                    <a:blip r:embed="rId28"/>
                     <a:stretch>
                       <a:fillRect/>
                     </a:stretch>
@@ -343,7 +404,7 @@
                   <pic:spPr bwMode="auto">
                     <a:xfrm>
                       <a:off x="0" y="0"/>
-                      <a:ext cx="3733800" cy="1793500"/>
+                      <a:ext cx="3733800" cy="2635623"/>
                     </a:xfrm>
                     <a:prstGeom prst="rect">
                       <a:avLst/>
@@ -367,7 +428,7 @@
         <w:pStyle w:val="ImageCaption"/>
       </w:pPr>
       <w:r>
-        <w:t xml:space="preserve">Рис. 3: Пишем скрипт</w:t>
+        <w:t xml:space="preserve">Рис. 3: Проверяем подключение</w:t>
       </w:r>
     </w:p>
     <w:p>
@@ -379,19 +440,75 @@
         </w:numPr>
       </w:pPr>
       <w:r>
-        <w:t xml:space="preserve">Написать командный файл, который получает в качестве аргумента командной строки</w:t>
-      </w:r>
-      <w:r>
-        <w:t xml:space="preserve"> </w:t>
-      </w:r>
-      <w:r>
-        <w:t xml:space="preserve">формат файла (.txt, .doc, .jpg, .pdf и т.д.) и вычисляет количество таких файлов</w:t>
-      </w:r>
-      <w:r>
-        <w:t xml:space="preserve"> </w:t>
-      </w:r>
-      <w:r>
-        <w:t xml:space="preserve">в указанной директории. Путь к директории также передаётся в виде аргумента командной строки(рис. 4)</w:t>
+        <w:t xml:space="preserve">Изменение параметров соединения с помощью nmcli.</w:t>
+      </w:r>
+    </w:p>
+    <w:p>
+      <w:pPr>
+        <w:pStyle w:val="FirstParagraph"/>
+      </w:pPr>
+      <w:r>
+        <w:t xml:space="preserve">Отключите автоподключение статического соединения. Добавьте DNS-сервер в статическое соединение.</w:t>
+      </w:r>
+      <w:r>
+        <w:t xml:space="preserve"> </w:t>
+      </w:r>
+      <w:r>
+        <w:t xml:space="preserve">Обратите внимание, что при добавлении сетевого подключения используется ip4,</w:t>
+      </w:r>
+      <w:r>
+        <w:t xml:space="preserve"> </w:t>
+      </w:r>
+      <w:r>
+        <w:t xml:space="preserve">а при изменении параметров для существующего соединения используется ipv4.</w:t>
+      </w:r>
+      <w:r>
+        <w:t xml:space="preserve"> </w:t>
+      </w:r>
+      <w:r>
+        <w:t xml:space="preserve">Для добавления второго и последующих элементов для тех же параметров использу-</w:t>
+      </w:r>
+      <w:r>
+        <w:t xml:space="preserve"> </w:t>
+      </w:r>
+      <w:r>
+        <w:t xml:space="preserve">ется знак +. Если этот знак проигнорировать, то произойдёт замена, а не добавление</w:t>
+      </w:r>
+      <w:r>
+        <w:t xml:space="preserve"> </w:t>
+      </w:r>
+      <w:r>
+        <w:t xml:space="preserve">элемента. Добавьте второй DNS-сервер. Измените IP-адрес статического соединения. Добавьте другой IP-адрес для статического соединения. После изменения свойств соединения активируйте его.</w:t>
+      </w:r>
+      <w:r>
+        <w:t xml:space="preserve"> </w:t>
+      </w:r>
+      <w:r>
+        <w:t xml:space="preserve">Проверьте успешность переключения при помощи nmcli con show и ip addr.</w:t>
+      </w:r>
+      <w:r>
+        <w:t xml:space="preserve"> </w:t>
+      </w:r>
+      <w:r>
+        <w:t xml:space="preserve">Используя nmtui, посмотрите и опишите в отчёте настройки сети на устройстве.</w:t>
+      </w:r>
+      <w:r>
+        <w:t xml:space="preserve"> </w:t>
+      </w:r>
+      <w:r>
+        <w:t xml:space="preserve">Посмотрите настройки сетевых соединений в графическом интерфейсе операционной</w:t>
+      </w:r>
+      <w:r>
+        <w:t xml:space="preserve"> </w:t>
+      </w:r>
+      <w:r>
+        <w:t xml:space="preserve">системы.</w:t>
+      </w:r>
+      <w:r>
+        <w:t xml:space="preserve"> </w:t>
+      </w:r>
+      <w:r>
+        <w:t xml:space="preserve">Переключитесь на первоначальное сетевое соединение (рис. 4)</w:t>
       </w:r>
     </w:p>
     <w:p>
@@ -401,20 +518,20 @@
       <w:r>
         <w:drawing>
           <wp:inline>
-            <wp:extent cx="3733800" cy="1008555"/>
+            <wp:extent cx="3733800" cy="2436668"/>
             <wp:effectExtent b="0" l="0" r="0" t="0"/>
-            <wp:docPr descr="Пишем скрипт" title="" id="31" name="Picture"/>
+            <wp:docPr descr="Переключаемся на первоначальное соединение" title="" id="32" name="Picture"/>
             <a:graphic>
               <a:graphicData uri="http://schemas.openxmlformats.org/drawingml/2006/picture">
                 <pic:pic>
                   <pic:nvPicPr>
-                    <pic:cNvPr descr="image/4.png" id="32" name="Picture"/>
+                    <pic:cNvPr descr="image/4.png" id="33" name="Picture"/>
                     <pic:cNvPicPr>
                       <a:picLocks noChangeArrowheads="1" noChangeAspect="1"/>
                     </pic:cNvPicPr>
                   </pic:nvPicPr>
                   <pic:blipFill>
-                    <a:blip r:embed="rId30"/>
+                    <a:blip r:embed="rId31"/>
                     <a:stretch>
                       <a:fillRect/>
                     </a:stretch>
@@ -422,7 +539,7 @@
                   <pic:spPr bwMode="auto">
                     <a:xfrm>
                       <a:off x="0" y="0"/>
-                      <a:ext cx="3733800" cy="1008555"/>
+                      <a:ext cx="3733800" cy="2436668"/>
                     </a:xfrm>
                     <a:prstGeom prst="rect">
                       <a:avLst/>
@@ -446,11 +563,11 @@
         <w:pStyle w:val="ImageCaption"/>
       </w:pPr>
       <w:r>
-        <w:t xml:space="preserve">Рис. 4: Пишем скрипт</w:t>
-      </w:r>
-    </w:p>
-    <w:bookmarkEnd w:id="33"/>
-    <w:bookmarkStart w:id="34" w:name="выводы"/>
+        <w:t xml:space="preserve">Рис. 4: Переключаемся на первоначальное соединение</w:t>
+      </w:r>
+    </w:p>
+    <w:bookmarkEnd w:id="34"/>
+    <w:bookmarkStart w:id="35" w:name="выводы"/>
     <w:p>
       <w:pPr>
         <w:pStyle w:val="Heading1"/>
@@ -459,7 +576,7 @@
         <w:rPr>
           <w:rStyle w:val="SectionNumber"/>
         </w:rPr>
-        <w:t xml:space="preserve">3</w:t>
+        <w:t xml:space="preserve">4</w:t>
       </w:r>
       <w:r>
         <w:tab/>
@@ -473,10 +590,10 @@
         <w:pStyle w:val="FirstParagraph"/>
       </w:pPr>
       <w:r>
-        <w:t xml:space="preserve">МЫ изучили основы программирования в оболочке ОС UNIX/Linux. Научились писать небольшие командные файлы.</w:t>
-      </w:r>
-    </w:p>
-    <w:bookmarkEnd w:id="34"/>
+        <w:t xml:space="preserve">Мы получить навыки настройки сетевых параметров системы.</w:t>
+      </w:r>
+    </w:p>
+    <w:bookmarkEnd w:id="35"/>
     <w:sectPr/>
   </w:body>
 </w:document>
@@ -838,91 +955,6 @@
       </w:pPr>
     </w:lvl>
   </w:abstractNum>
-  <w:abstractNum w:abstractNumId="99414">
-    <w:nsid w:val="00A99414"/>
-    <w:multiLevelType w:val="multilevel"/>
-    <w:lvl w:ilvl="0">
-      <w:start w:val="4"/>
-      <w:numFmt w:val="decimal"/>
-      <w:lvlText w:val="%1."/>
-      <w:lvlJc w:val="left"/>
-      <w:pPr>
-        <w:ind w:left="720" w:hanging="480"/>
-      </w:pPr>
-    </w:lvl>
-    <w:lvl w:ilvl="1">
-      <w:start w:val="4"/>
-      <w:numFmt w:val="decimal"/>
-      <w:lvlText w:val="%2."/>
-      <w:lvlJc w:val="left"/>
-      <w:pPr>
-        <w:ind w:left="1440" w:hanging="480"/>
-      </w:pPr>
-    </w:lvl>
-    <w:lvl w:ilvl="2">
-      <w:start w:val="4"/>
-      <w:numFmt w:val="decimal"/>
-      <w:lvlText w:val="%3."/>
-      <w:lvlJc w:val="left"/>
-      <w:pPr>
-        <w:ind w:left="2160" w:hanging="480"/>
-      </w:pPr>
-    </w:lvl>
-    <w:lvl w:ilvl="3">
-      <w:start w:val="4"/>
-      <w:numFmt w:val="decimal"/>
-      <w:lvlText w:val="%4."/>
-      <w:lvlJc w:val="left"/>
-      <w:pPr>
-        <w:ind w:left="2880" w:hanging="480"/>
-      </w:pPr>
-    </w:lvl>
-    <w:lvl w:ilvl="4">
-      <w:start w:val="4"/>
-      <w:numFmt w:val="decimal"/>
-      <w:lvlText w:val="%5."/>
-      <w:lvlJc w:val="left"/>
-      <w:pPr>
-        <w:ind w:left="3600" w:hanging="480"/>
-      </w:pPr>
-    </w:lvl>
-    <w:lvl w:ilvl="5">
-      <w:start w:val="4"/>
-      <w:numFmt w:val="decimal"/>
-      <w:lvlText w:val="%6."/>
-      <w:lvlJc w:val="left"/>
-      <w:pPr>
-        <w:ind w:left="4320" w:hanging="480"/>
-      </w:pPr>
-    </w:lvl>
-    <w:lvl w:ilvl="6">
-      <w:start w:val="4"/>
-      <w:numFmt w:val="decimal"/>
-      <w:lvlText w:val="%7."/>
-      <w:lvlJc w:val="left"/>
-      <w:pPr>
-        <w:ind w:left="5040" w:hanging="480"/>
-      </w:pPr>
-    </w:lvl>
-    <w:lvl w:ilvl="7">
-      <w:start w:val="4"/>
-      <w:numFmt w:val="decimal"/>
-      <w:lvlText w:val="%8."/>
-      <w:lvlJc w:val="left"/>
-      <w:pPr>
-        <w:ind w:left="5760" w:hanging="480"/>
-      </w:pPr>
-    </w:lvl>
-    <w:lvl w:ilvl="8">
-      <w:start w:val="4"/>
-      <w:numFmt w:val="decimal"/>
-      <w:lvlText w:val="%9."/>
-      <w:lvlJc w:val="left"/>
-      <w:pPr>
-        <w:ind w:left="6480" w:hanging="480"/>
-      </w:pPr>
-    </w:lvl>
-  </w:abstractNum>
   <w:num w:numId="1000">
     <w:abstractNumId w:val="990"/>
   </w:num>
@@ -957,6 +989,36 @@
     </w:lvlOverride>
   </w:num>
   <w:num w:numId="1002">
+    <w:abstractNumId w:val="99411"/>
+    <w:lvlOverride w:ilvl="0">
+      <w:startOverride w:val="1"/>
+    </w:lvlOverride>
+    <w:lvlOverride w:ilvl="1">
+      <w:startOverride w:val="1"/>
+    </w:lvlOverride>
+    <w:lvlOverride w:ilvl="2">
+      <w:startOverride w:val="1"/>
+    </w:lvlOverride>
+    <w:lvlOverride w:ilvl="3">
+      <w:startOverride w:val="1"/>
+    </w:lvlOverride>
+    <w:lvlOverride w:ilvl="4">
+      <w:startOverride w:val="1"/>
+    </w:lvlOverride>
+    <w:lvlOverride w:ilvl="5">
+      <w:startOverride w:val="1"/>
+    </w:lvlOverride>
+    <w:lvlOverride w:ilvl="6">
+      <w:startOverride w:val="1"/>
+    </w:lvlOverride>
+    <w:lvlOverride w:ilvl="7">
+      <w:startOverride w:val="1"/>
+    </w:lvlOverride>
+    <w:lvlOverride w:ilvl="8">
+      <w:startOverride w:val="1"/>
+    </w:lvlOverride>
+  </w:num>
+  <w:num w:numId="1003">
     <w:abstractNumId w:val="99412"/>
     <w:lvlOverride w:ilvl="0">
       <w:startOverride w:val="2"/>
@@ -986,7 +1048,7 @@
       <w:startOverride w:val="2"/>
     </w:lvlOverride>
   </w:num>
-  <w:num w:numId="1003">
+  <w:num w:numId="1004">
     <w:abstractNumId w:val="99413"/>
     <w:lvlOverride w:ilvl="0">
       <w:startOverride w:val="3"/>
@@ -1014,36 +1076,6 @@
     </w:lvlOverride>
     <w:lvlOverride w:ilvl="8">
       <w:startOverride w:val="3"/>
-    </w:lvlOverride>
-  </w:num>
-  <w:num w:numId="1004">
-    <w:abstractNumId w:val="99414"/>
-    <w:lvlOverride w:ilvl="0">
-      <w:startOverride w:val="4"/>
-    </w:lvlOverride>
-    <w:lvlOverride w:ilvl="1">
-      <w:startOverride w:val="4"/>
-    </w:lvlOverride>
-    <w:lvlOverride w:ilvl="2">
-      <w:startOverride w:val="4"/>
-    </w:lvlOverride>
-    <w:lvlOverride w:ilvl="3">
-      <w:startOverride w:val="4"/>
-    </w:lvlOverride>
-    <w:lvlOverride w:ilvl="4">
-      <w:startOverride w:val="4"/>
-    </w:lvlOverride>
-    <w:lvlOverride w:ilvl="5">
-      <w:startOverride w:val="4"/>
-    </w:lvlOverride>
-    <w:lvlOverride w:ilvl="6">
-      <w:startOverride w:val="4"/>
-    </w:lvlOverride>
-    <w:lvlOverride w:ilvl="7">
-      <w:startOverride w:val="4"/>
-    </w:lvlOverride>
-    <w:lvlOverride w:ilvl="8">
-      <w:startOverride w:val="4"/>
     </w:lvlOverride>
   </w:num>
 </w:numbering>
